--- a/docs/Telas do usuário.docx
+++ b/docs/Telas do usuário.docx
@@ -31,7 +31,7 @@
         <w:rPr>
           <w:rtl w:val="0"/>
         </w:rPr>
-        <w:t xml:space="preserve">Referência visual: [screen0.png](screen0.png).</w:t>
+        <w:t xml:space="preserve">Referência visual: [screen0.png](&lt;Imagens - Telas e Protótipos/screen0.png&gt;).</w:t>
       </w:r>
     </w:p>
     <w:p>
@@ -160,7 +160,7 @@
         <w:rPr>
           <w:rtl w:val="0"/>
         </w:rPr>
-        <w:t xml:space="preserve">| Mensagens | http://localhost:8080/#mensagens | Busca, lista de conversas e envio; no modo debug, persistência e encerramento de match |</w:t>
+        <w:t xml:space="preserve">| Mensagens | http://localhost:8080/#mensagens | Busca, lista de conversas e envio; no modo django, persistência e encerramento de match |</w:t>
       </w:r>
     </w:p>
     <w:p>
@@ -213,7 +213,7 @@
         <w:rPr>
           <w:rtl w:val="0"/>
         </w:rPr>
-        <w:t xml:space="preserve">O modo é selecionado no `.env` raiz por `FRONTEND_DATA_MODE=mock|debug`. `mock` habilita as telas abaixo com estado em memória; `debug` conecta todas as etapas à API real, com sessão Django e persistência no PostgreSQL. Não usa mocks em caso de falha. Após alterar, recrie o frontend com `docker compose up -d --no-deps --force-recreate frontend`. `DJANGO_DEBUG` controla o Django separadamente. Consulte [Demonstração e API](&lt;Demonstracao e API.md&gt;) para a carga automática, credenciais e endpoints.</w:t>
+        <w:t xml:space="preserve">O modo é selecionado no `.env` raiz por `FRONTEND_DATA_MODE=mock|django`. `mock` habilita as telas abaixo com estado em memória; `django` conecta todas as etapas à API real, com sessão Django e persistência no PostgreSQL. Não usa mocks em caso de falha. Após alterar, recrie o frontend com `docker compose up -d --no-deps --force-recreate frontend`. `DJANGO_DEBUG` controla o Django separadamente. Consulte [Demonstração e API](&lt;Demonstracao e API.md&gt;) para a carga automática, credenciais e endpoints.</w:t>
       </w:r>
     </w:p>
     <w:p>
@@ -448,7 +448,7 @@
         <w:rPr>
           <w:rtl w:val="0"/>
         </w:rPr>
-        <w:t xml:space="preserve">O Django Admin continua em `/admin/`. No modo `debug`, autenticação, perfil/fotos, filtros, descoberta, decisões/matches, favoritos, mensagens e participantes usam endpoints autenticados. Encerrar match preserva o histórico em modo somente leitura. Conversas são atualizadas por HTTP a cada cinco segundos. WebSocket, pagamentos e processos completos de governança permanecem para etapas posteriores.</w:t>
+        <w:t xml:space="preserve">O Django Admin continua em `/admin/`. No modo `django`, autenticação, perfil/fotos, filtros, descoberta, decisões/matches, favoritos, mensagens e participantes usam endpoints autenticados. Encerrar match preserva o histórico em modo somente leitura. Conversas são atualizadas por HTTP a cada cinco segundos. WebSocket, pagamentos e processos completos de governança permanecem para etapas posteriores.</w:t>
       </w:r>
     </w:p>
     <w:p>
